--- a/회고.docx
+++ b/회고.docx
@@ -30,7 +30,17 @@
           <w:b/>
           <w:sz w:val="24"/>
         </w:rPr>
-        <w:t>정해빈 · 학번 20201890</w:t>
+        <w:t>이름: 정해빈</w:t>
+      </w:r>
+    </w:p>
+    <w:p>
+      <w:r>
+        <w:rPr>
+          <w:rFonts w:ascii="Malgun Gothic" w:hAnsi="Malgun Gothic" w:eastAsia="Malgun Gothic"/>
+          <w:b/>
+          <w:sz w:val="24"/>
+        </w:rPr>
+        <w:t>학번: 20201890</w:t>
       </w:r>
     </w:p>
     <w:p>

--- a/회고.docx
+++ b/회고.docx
@@ -30,17 +30,7 @@
           <w:b/>
           <w:sz w:val="24"/>
         </w:rPr>
-        <w:t>이름: 정해빈</w:t>
-      </w:r>
-    </w:p>
-    <w:p>
-      <w:r>
-        <w:rPr>
-          <w:rFonts w:ascii="Malgun Gothic" w:hAnsi="Malgun Gothic" w:eastAsia="Malgun Gothic"/>
-          <w:b/>
-          <w:sz w:val="24"/>
-        </w:rPr>
-        <w:t>학번: 20201890</w:t>
+        <w:t>이름: 정해빈 / 학번: 20201890</w:t>
       </w:r>
     </w:p>
     <w:p>
